--- a/materialien/Welt2_Renaissance/5_Loesungen/KR_W2_Akte4_Playfair_und_Kreuzquadrat_LSG.docx
+++ b/materialien/Welt2_Renaissance/5_Loesungen/KR_W2_Akte4_Playfair_und_Kreuzquadrat_LSG.docx
@@ -11045,7 +11045,7 @@
                 <w:color w:val="1B1B1F"/>
                 <w:sz w:val="22"/>
               </w:rPr>
-              <w:t>Level 2.4 „Playfair und Kreuzquadrat“ im Kryptolabor (Häufigkeits-Analysator, Reiter „Bigramme“). Trainingsplatz: „Playfair-Paar“. Danach wartet der Boss W2 „Die Venezianische Depesche“.</w:t>
+              <w:t>Level 2.4 „Playfair und Kreuzquadrat“ im Kryptolabor (Häufigkeits-Analysator, Reiter „Bigramme“; Polybios &amp; Playfair, Reiter „Playfair“). Trainingsplatz: „Playfair-Paar“. Danach wartet der Boss W2 „Die Venezianische Depesche“.</w:t>
             </w:r>
           </w:p>
         </w:tc>
